--- a/documents/politica_reembolso.docx
+++ b/documents/politica_reembolso.docx
@@ -125,7 +125,7 @@
     </w:p>
     <w:p>
       <w:r>
-        <w:t>Si la devolución es por defecto de fábrica o error nuestro, AmershOp cubrirá el 100% de los gastos de envío. Si la devolución es por cambio de opinión o error del cliente al elegir el producto, se descontará una tarifa plana de $150 MXN del total a reembolsar por concepto de envío.</w:t>
+        <w:t>Si la devolución es por defecto de fábrica o error nuestro, AmershOp cubrirá el 100% de los gastos de envío. Si la devolución es por cambio de opinión o error del cliente al elegir el producto, se descontará una tarifa plana de $15 USD del total a reembolsar por concepto de envío.</w:t>
       </w:r>
     </w:p>
     <w:sectPr>
